--- a/Rapports/TP1.docx
+++ b/Rapports/TP1.docx
@@ -4,7 +4,7 @@
   <w:body>
     <w:p>
       <w:pPr>
-        <w:pStyle w:val="Titre"/>
+        <w:pStyle w:val="Title"/>
         <w:jc w:val="center"/>
         <w:rPr>
           <w:rFonts w:ascii="Arial" w:hAnsi="Arial" w:cs="Arial"/>
@@ -33,7 +33,7 @@
     </w:p>
     <w:p>
       <w:pPr>
-        <w:pStyle w:val="Titre1"/>
+        <w:pStyle w:val="Heading1"/>
         <w:ind w:left="708" w:hanging="708"/>
         <w:rPr>
           <w:rFonts w:ascii="Arial" w:hAnsi="Arial" w:cs="Arial"/>
@@ -80,7 +80,6 @@
         </w:rPr>
         <w:t xml:space="preserve">Q1.1 For which reason is it better to run the container with a flag -e to give the environment variables rather than put them directly in the </w:t>
       </w:r>
-      <w:proofErr w:type="gramStart"/>
       <w:r>
         <w:rPr>
           <w:rFonts w:ascii="Arial" w:hAnsi="Arial" w:cs="Arial"/>
@@ -88,9 +87,8 @@
           <w:bCs/>
           <w:lang w:val="en-GB"/>
         </w:rPr>
-        <w:t>Dockerfile ?</w:t>
-      </w:r>
-      <w:proofErr w:type="gramEnd"/>
+        <w:t>Dockerfile?</w:t>
+      </w:r>
     </w:p>
     <w:p>
       <w:pPr>
@@ -462,7 +460,7 @@
     </w:p>
     <w:p>
       <w:pPr>
-        <w:pStyle w:val="Paragraphedeliste"/>
+        <w:pStyle w:val="ListParagraph"/>
         <w:rPr>
           <w:lang w:val="en-GB"/>
         </w:rPr>
@@ -510,7 +508,7 @@
     </w:p>
     <w:p>
       <w:pPr>
-        <w:pStyle w:val="Paragraphedeliste"/>
+        <w:pStyle w:val="ListParagraph"/>
         <w:numPr>
           <w:ilvl w:val="0"/>
           <w:numId w:val="1"/>
@@ -550,7 +548,7 @@
     </w:p>
     <w:p>
       <w:pPr>
-        <w:pStyle w:val="Paragraphedeliste"/>
+        <w:pStyle w:val="ListParagraph"/>
         <w:numPr>
           <w:ilvl w:val="0"/>
           <w:numId w:val="1"/>
@@ -594,7 +592,7 @@
     </w:p>
     <w:p>
       <w:pPr>
-        <w:pStyle w:val="Paragraphedeliste"/>
+        <w:pStyle w:val="ListParagraph"/>
         <w:numPr>
           <w:ilvl w:val="0"/>
           <w:numId w:val="1"/>
@@ -646,7 +644,7 @@
     </w:p>
     <w:p>
       <w:pPr>
-        <w:pStyle w:val="Paragraphedeliste"/>
+        <w:pStyle w:val="ListParagraph"/>
         <w:numPr>
           <w:ilvl w:val="0"/>
           <w:numId w:val="1"/>
@@ -740,7 +738,7 @@
     </w:p>
     <w:p>
       <w:pPr>
-        <w:pStyle w:val="Paragraphedeliste"/>
+        <w:pStyle w:val="ListParagraph"/>
         <w:numPr>
           <w:ilvl w:val="0"/>
           <w:numId w:val="1"/>
@@ -801,7 +799,7 @@
     </w:p>
     <w:p>
       <w:pPr>
-        <w:pStyle w:val="Paragraphedeliste"/>
+        <w:pStyle w:val="ListParagraph"/>
         <w:numPr>
           <w:ilvl w:val="0"/>
           <w:numId w:val="1"/>
@@ -853,7 +851,7 @@
     </w:p>
     <w:p>
       <w:pPr>
-        <w:pStyle w:val="Paragraphedeliste"/>
+        <w:pStyle w:val="ListParagraph"/>
         <w:numPr>
           <w:ilvl w:val="0"/>
           <w:numId w:val="1"/>
@@ -893,7 +891,7 @@
     </w:p>
     <w:p>
       <w:pPr>
-        <w:pStyle w:val="Paragraphedeliste"/>
+        <w:pStyle w:val="ListParagraph"/>
         <w:numPr>
           <w:ilvl w:val="0"/>
           <w:numId w:val="1"/>
@@ -937,7 +935,7 @@
     </w:p>
     <w:p>
       <w:pPr>
-        <w:pStyle w:val="Paragraphedeliste"/>
+        <w:pStyle w:val="ListParagraph"/>
         <w:numPr>
           <w:ilvl w:val="0"/>
           <w:numId w:val="1"/>
@@ -989,7 +987,7 @@
     </w:p>
     <w:p>
       <w:pPr>
-        <w:pStyle w:val="Paragraphedeliste"/>
+        <w:pStyle w:val="ListParagraph"/>
         <w:numPr>
           <w:ilvl w:val="0"/>
           <w:numId w:val="1"/>
@@ -1239,7 +1237,7 @@
     </w:p>
     <w:p>
       <w:pPr>
-        <w:pStyle w:val="Paragraphedeliste"/>
+        <w:pStyle w:val="ListParagraph"/>
         <w:numPr>
           <w:ilvl w:val="0"/>
           <w:numId w:val="1"/>
@@ -1263,7 +1261,7 @@
     </w:p>
     <w:p>
       <w:pPr>
-        <w:pStyle w:val="Paragraphedeliste"/>
+        <w:pStyle w:val="ListParagraph"/>
         <w:numPr>
           <w:ilvl w:val="0"/>
           <w:numId w:val="1"/>
@@ -1281,7 +1279,7 @@
     </w:p>
     <w:p>
       <w:pPr>
-        <w:pStyle w:val="Paragraphedeliste"/>
+        <w:pStyle w:val="ListParagraph"/>
         <w:numPr>
           <w:ilvl w:val="0"/>
           <w:numId w:val="1"/>
@@ -1299,7 +1297,7 @@
     </w:p>
     <w:p>
       <w:pPr>
-        <w:pStyle w:val="Paragraphedeliste"/>
+        <w:pStyle w:val="ListParagraph"/>
         <w:numPr>
           <w:ilvl w:val="0"/>
           <w:numId w:val="1"/>
@@ -1317,7 +1315,7 @@
     </w:p>
     <w:p>
       <w:pPr>
-        <w:pStyle w:val="Paragraphedeliste"/>
+        <w:pStyle w:val="ListParagraph"/>
         <w:numPr>
           <w:ilvl w:val="0"/>
           <w:numId w:val="1"/>
@@ -1365,7 +1363,7 @@
     </w:p>
     <w:p>
       <w:pPr>
-        <w:pStyle w:val="Paragraphedeliste"/>
+        <w:pStyle w:val="ListParagraph"/>
         <w:numPr>
           <w:ilvl w:val="0"/>
           <w:numId w:val="1"/>
@@ -1383,7 +1381,7 @@
     </w:p>
     <w:p>
       <w:pPr>
-        <w:pStyle w:val="Paragraphedeliste"/>
+        <w:pStyle w:val="ListParagraph"/>
         <w:numPr>
           <w:ilvl w:val="0"/>
           <w:numId w:val="1"/>
@@ -2403,11 +2401,11 @@
       <w:sz w:val="22"/>
     </w:rPr>
   </w:style>
-  <w:style w:type="paragraph" w:styleId="Titre1">
+  <w:style w:type="paragraph" w:styleId="Heading1">
     <w:name w:val="heading 1"/>
     <w:basedOn w:val="Normal"/>
     <w:next w:val="Normal"/>
-    <w:link w:val="Titre1Car"/>
+    <w:link w:val="Heading1Char"/>
     <w:uiPriority w:val="9"/>
     <w:qFormat/>
     <w:rsid w:val="00117019"/>
@@ -2424,11 +2422,11 @@
       <w:szCs w:val="40"/>
     </w:rPr>
   </w:style>
-  <w:style w:type="paragraph" w:styleId="Titre2">
+  <w:style w:type="paragraph" w:styleId="Heading2">
     <w:name w:val="heading 2"/>
     <w:basedOn w:val="Normal"/>
     <w:next w:val="Normal"/>
-    <w:link w:val="Titre2Car"/>
+    <w:link w:val="Heading2Char"/>
     <w:uiPriority w:val="9"/>
     <w:semiHidden/>
     <w:unhideWhenUsed/>
@@ -2447,11 +2445,11 @@
       <w:szCs w:val="32"/>
     </w:rPr>
   </w:style>
-  <w:style w:type="paragraph" w:styleId="Titre3">
+  <w:style w:type="paragraph" w:styleId="Heading3">
     <w:name w:val="heading 3"/>
     <w:basedOn w:val="Normal"/>
     <w:next w:val="Normal"/>
-    <w:link w:val="Titre3Car"/>
+    <w:link w:val="Heading3Char"/>
     <w:uiPriority w:val="9"/>
     <w:semiHidden/>
     <w:unhideWhenUsed/>
@@ -2470,11 +2468,11 @@
       <w:szCs w:val="28"/>
     </w:rPr>
   </w:style>
-  <w:style w:type="paragraph" w:styleId="Titre4">
+  <w:style w:type="paragraph" w:styleId="Heading4">
     <w:name w:val="heading 4"/>
     <w:basedOn w:val="Normal"/>
     <w:next w:val="Normal"/>
-    <w:link w:val="Titre4Car"/>
+    <w:link w:val="Heading4Char"/>
     <w:uiPriority w:val="9"/>
     <w:semiHidden/>
     <w:unhideWhenUsed/>
@@ -2493,11 +2491,11 @@
       <w:color w:val="0F4761" w:themeColor="accent1" w:themeShade="BF"/>
     </w:rPr>
   </w:style>
-  <w:style w:type="paragraph" w:styleId="Titre5">
+  <w:style w:type="paragraph" w:styleId="Heading5">
     <w:name w:val="heading 5"/>
     <w:basedOn w:val="Normal"/>
     <w:next w:val="Normal"/>
-    <w:link w:val="Titre5Car"/>
+    <w:link w:val="Heading5Char"/>
     <w:uiPriority w:val="9"/>
     <w:semiHidden/>
     <w:unhideWhenUsed/>
@@ -2514,11 +2512,11 @@
       <w:color w:val="0F4761" w:themeColor="accent1" w:themeShade="BF"/>
     </w:rPr>
   </w:style>
-  <w:style w:type="paragraph" w:styleId="Titre6">
+  <w:style w:type="paragraph" w:styleId="Heading6">
     <w:name w:val="heading 6"/>
     <w:basedOn w:val="Normal"/>
     <w:next w:val="Normal"/>
-    <w:link w:val="Titre6Car"/>
+    <w:link w:val="Heading6Char"/>
     <w:uiPriority w:val="9"/>
     <w:semiHidden/>
     <w:unhideWhenUsed/>
@@ -2537,11 +2535,11 @@
       <w:color w:val="595959" w:themeColor="text1" w:themeTint="A6"/>
     </w:rPr>
   </w:style>
-  <w:style w:type="paragraph" w:styleId="Titre7">
+  <w:style w:type="paragraph" w:styleId="Heading7">
     <w:name w:val="heading 7"/>
     <w:basedOn w:val="Normal"/>
     <w:next w:val="Normal"/>
-    <w:link w:val="Titre7Car"/>
+    <w:link w:val="Heading7Char"/>
     <w:uiPriority w:val="9"/>
     <w:semiHidden/>
     <w:unhideWhenUsed/>
@@ -2558,11 +2556,11 @@
       <w:color w:val="595959" w:themeColor="text1" w:themeTint="A6"/>
     </w:rPr>
   </w:style>
-  <w:style w:type="paragraph" w:styleId="Titre8">
+  <w:style w:type="paragraph" w:styleId="Heading8">
     <w:name w:val="heading 8"/>
     <w:basedOn w:val="Normal"/>
     <w:next w:val="Normal"/>
-    <w:link w:val="Titre8Car"/>
+    <w:link w:val="Heading8Char"/>
     <w:uiPriority w:val="9"/>
     <w:semiHidden/>
     <w:unhideWhenUsed/>
@@ -2581,11 +2579,11 @@
       <w:color w:val="272727" w:themeColor="text1" w:themeTint="D8"/>
     </w:rPr>
   </w:style>
-  <w:style w:type="paragraph" w:styleId="Titre9">
+  <w:style w:type="paragraph" w:styleId="Heading9">
     <w:name w:val="heading 9"/>
     <w:basedOn w:val="Normal"/>
     <w:next w:val="Normal"/>
-    <w:link w:val="Titre9Car"/>
+    <w:link w:val="Heading9Char"/>
     <w:uiPriority w:val="9"/>
     <w:semiHidden/>
     <w:unhideWhenUsed/>
@@ -2602,12 +2600,13 @@
       <w:color w:val="272727" w:themeColor="text1" w:themeTint="D8"/>
     </w:rPr>
   </w:style>
-  <w:style w:type="character" w:default="1" w:styleId="Policepardfaut">
+  <w:style w:type="character" w:default="1" w:styleId="DefaultParagraphFont">
     <w:name w:val="Default Paragraph Font"/>
     <w:uiPriority w:val="1"/>
+    <w:semiHidden/>
     <w:unhideWhenUsed/>
   </w:style>
-  <w:style w:type="table" w:default="1" w:styleId="TableauNormal">
+  <w:style w:type="table" w:default="1" w:styleId="TableNormal">
     <w:name w:val="Normal Table"/>
     <w:uiPriority w:val="99"/>
     <w:semiHidden/>
@@ -2622,16 +2621,16 @@
       </w:tblCellMar>
     </w:tblPr>
   </w:style>
-  <w:style w:type="numbering" w:default="1" w:styleId="Aucuneliste">
+  <w:style w:type="numbering" w:default="1" w:styleId="NoList">
     <w:name w:val="No List"/>
     <w:uiPriority w:val="99"/>
     <w:semiHidden/>
     <w:unhideWhenUsed/>
   </w:style>
-  <w:style w:type="character" w:customStyle="1" w:styleId="Titre1Car">
-    <w:name w:val="Titre 1 Car"/>
-    <w:basedOn w:val="Policepardfaut"/>
-    <w:link w:val="Titre1"/>
+  <w:style w:type="character" w:customStyle="1" w:styleId="Heading1Char">
+    <w:name w:val="Heading 1 Char"/>
+    <w:basedOn w:val="DefaultParagraphFont"/>
+    <w:link w:val="Heading1"/>
     <w:uiPriority w:val="9"/>
     <w:rsid w:val="00117019"/>
     <w:rPr>
@@ -2641,10 +2640,10 @@
       <w:szCs w:val="40"/>
     </w:rPr>
   </w:style>
-  <w:style w:type="character" w:customStyle="1" w:styleId="Titre2Car">
-    <w:name w:val="Titre 2 Car"/>
-    <w:basedOn w:val="Policepardfaut"/>
-    <w:link w:val="Titre2"/>
+  <w:style w:type="character" w:customStyle="1" w:styleId="Heading2Char">
+    <w:name w:val="Heading 2 Char"/>
+    <w:basedOn w:val="DefaultParagraphFont"/>
+    <w:link w:val="Heading2"/>
     <w:uiPriority w:val="9"/>
     <w:semiHidden/>
     <w:rsid w:val="00117019"/>
@@ -2655,10 +2654,10 @@
       <w:szCs w:val="32"/>
     </w:rPr>
   </w:style>
-  <w:style w:type="character" w:customStyle="1" w:styleId="Titre3Car">
-    <w:name w:val="Titre 3 Car"/>
-    <w:basedOn w:val="Policepardfaut"/>
-    <w:link w:val="Titre3"/>
+  <w:style w:type="character" w:customStyle="1" w:styleId="Heading3Char">
+    <w:name w:val="Heading 3 Char"/>
+    <w:basedOn w:val="DefaultParagraphFont"/>
+    <w:link w:val="Heading3"/>
     <w:uiPriority w:val="9"/>
     <w:semiHidden/>
     <w:rsid w:val="00117019"/>
@@ -2669,10 +2668,10 @@
       <w:szCs w:val="28"/>
     </w:rPr>
   </w:style>
-  <w:style w:type="character" w:customStyle="1" w:styleId="Titre4Car">
-    <w:name w:val="Titre 4 Car"/>
-    <w:basedOn w:val="Policepardfaut"/>
-    <w:link w:val="Titre4"/>
+  <w:style w:type="character" w:customStyle="1" w:styleId="Heading4Char">
+    <w:name w:val="Heading 4 Char"/>
+    <w:basedOn w:val="DefaultParagraphFont"/>
+    <w:link w:val="Heading4"/>
     <w:uiPriority w:val="9"/>
     <w:semiHidden/>
     <w:rsid w:val="00117019"/>
@@ -2683,10 +2682,10 @@
       <w:color w:val="0F4761" w:themeColor="accent1" w:themeShade="BF"/>
     </w:rPr>
   </w:style>
-  <w:style w:type="character" w:customStyle="1" w:styleId="Titre5Car">
-    <w:name w:val="Titre 5 Car"/>
-    <w:basedOn w:val="Policepardfaut"/>
-    <w:link w:val="Titre5"/>
+  <w:style w:type="character" w:customStyle="1" w:styleId="Heading5Char">
+    <w:name w:val="Heading 5 Char"/>
+    <w:basedOn w:val="DefaultParagraphFont"/>
+    <w:link w:val="Heading5"/>
     <w:uiPriority w:val="9"/>
     <w:semiHidden/>
     <w:rsid w:val="00117019"/>
@@ -2695,10 +2694,10 @@
       <w:color w:val="0F4761" w:themeColor="accent1" w:themeShade="BF"/>
     </w:rPr>
   </w:style>
-  <w:style w:type="character" w:customStyle="1" w:styleId="Titre6Car">
-    <w:name w:val="Titre 6 Car"/>
-    <w:basedOn w:val="Policepardfaut"/>
-    <w:link w:val="Titre6"/>
+  <w:style w:type="character" w:customStyle="1" w:styleId="Heading6Char">
+    <w:name w:val="Heading 6 Char"/>
+    <w:basedOn w:val="DefaultParagraphFont"/>
+    <w:link w:val="Heading6"/>
     <w:uiPriority w:val="9"/>
     <w:semiHidden/>
     <w:rsid w:val="00117019"/>
@@ -2709,10 +2708,10 @@
       <w:color w:val="595959" w:themeColor="text1" w:themeTint="A6"/>
     </w:rPr>
   </w:style>
-  <w:style w:type="character" w:customStyle="1" w:styleId="Titre7Car">
-    <w:name w:val="Titre 7 Car"/>
-    <w:basedOn w:val="Policepardfaut"/>
-    <w:link w:val="Titre7"/>
+  <w:style w:type="character" w:customStyle="1" w:styleId="Heading7Char">
+    <w:name w:val="Heading 7 Char"/>
+    <w:basedOn w:val="DefaultParagraphFont"/>
+    <w:link w:val="Heading7"/>
     <w:uiPriority w:val="9"/>
     <w:semiHidden/>
     <w:rsid w:val="00117019"/>
@@ -2721,10 +2720,10 @@
       <w:color w:val="595959" w:themeColor="text1" w:themeTint="A6"/>
     </w:rPr>
   </w:style>
-  <w:style w:type="character" w:customStyle="1" w:styleId="Titre8Car">
-    <w:name w:val="Titre 8 Car"/>
-    <w:basedOn w:val="Policepardfaut"/>
-    <w:link w:val="Titre8"/>
+  <w:style w:type="character" w:customStyle="1" w:styleId="Heading8Char">
+    <w:name w:val="Heading 8 Char"/>
+    <w:basedOn w:val="DefaultParagraphFont"/>
+    <w:link w:val="Heading8"/>
     <w:uiPriority w:val="9"/>
     <w:semiHidden/>
     <w:rsid w:val="00117019"/>
@@ -2735,10 +2734,10 @@
       <w:color w:val="272727" w:themeColor="text1" w:themeTint="D8"/>
     </w:rPr>
   </w:style>
-  <w:style w:type="character" w:customStyle="1" w:styleId="Titre9Car">
-    <w:name w:val="Titre 9 Car"/>
-    <w:basedOn w:val="Policepardfaut"/>
-    <w:link w:val="Titre9"/>
+  <w:style w:type="character" w:customStyle="1" w:styleId="Heading9Char">
+    <w:name w:val="Heading 9 Char"/>
+    <w:basedOn w:val="DefaultParagraphFont"/>
+    <w:link w:val="Heading9"/>
     <w:uiPriority w:val="9"/>
     <w:semiHidden/>
     <w:rsid w:val="00117019"/>
@@ -2747,11 +2746,11 @@
       <w:color w:val="272727" w:themeColor="text1" w:themeTint="D8"/>
     </w:rPr>
   </w:style>
-  <w:style w:type="paragraph" w:styleId="Titre">
+  <w:style w:type="paragraph" w:styleId="Title">
     <w:name w:val="Title"/>
     <w:basedOn w:val="Normal"/>
     <w:next w:val="Normal"/>
-    <w:link w:val="TitreCar"/>
+    <w:link w:val="TitleChar"/>
     <w:uiPriority w:val="10"/>
     <w:qFormat/>
     <w:rsid w:val="00117019"/>
@@ -2767,10 +2766,10 @@
       <w:szCs w:val="56"/>
     </w:rPr>
   </w:style>
-  <w:style w:type="character" w:customStyle="1" w:styleId="TitreCar">
-    <w:name w:val="Titre Car"/>
-    <w:basedOn w:val="Policepardfaut"/>
-    <w:link w:val="Titre"/>
+  <w:style w:type="character" w:customStyle="1" w:styleId="TitleChar">
+    <w:name w:val="Title Char"/>
+    <w:basedOn w:val="DefaultParagraphFont"/>
+    <w:link w:val="Title"/>
     <w:uiPriority w:val="10"/>
     <w:rsid w:val="00117019"/>
     <w:rPr>
@@ -2781,11 +2780,11 @@
       <w:szCs w:val="56"/>
     </w:rPr>
   </w:style>
-  <w:style w:type="paragraph" w:styleId="Sous-titre">
+  <w:style w:type="paragraph" w:styleId="Subtitle">
     <w:name w:val="Subtitle"/>
     <w:basedOn w:val="Normal"/>
     <w:next w:val="Normal"/>
-    <w:link w:val="Sous-titreCar"/>
+    <w:link w:val="SubtitleChar"/>
     <w:uiPriority w:val="11"/>
     <w:qFormat/>
     <w:rsid w:val="00117019"/>
@@ -2802,10 +2801,10 @@
       <w:szCs w:val="28"/>
     </w:rPr>
   </w:style>
-  <w:style w:type="character" w:customStyle="1" w:styleId="Sous-titreCar">
-    <w:name w:val="Sous-titre Car"/>
-    <w:basedOn w:val="Policepardfaut"/>
-    <w:link w:val="Sous-titre"/>
+  <w:style w:type="character" w:customStyle="1" w:styleId="SubtitleChar">
+    <w:name w:val="Subtitle Char"/>
+    <w:basedOn w:val="DefaultParagraphFont"/>
+    <w:link w:val="Subtitle"/>
     <w:uiPriority w:val="11"/>
     <w:rsid w:val="00117019"/>
     <w:rPr>
@@ -2816,11 +2815,11 @@
       <w:szCs w:val="28"/>
     </w:rPr>
   </w:style>
-  <w:style w:type="paragraph" w:styleId="Citation">
+  <w:style w:type="paragraph" w:styleId="Quote">
     <w:name w:val="Quote"/>
     <w:basedOn w:val="Normal"/>
     <w:next w:val="Normal"/>
-    <w:link w:val="CitationCar"/>
+    <w:link w:val="QuoteChar"/>
     <w:uiPriority w:val="29"/>
     <w:qFormat/>
     <w:rsid w:val="00117019"/>
@@ -2834,10 +2833,10 @@
       <w:color w:val="404040" w:themeColor="text1" w:themeTint="BF"/>
     </w:rPr>
   </w:style>
-  <w:style w:type="character" w:customStyle="1" w:styleId="CitationCar">
-    <w:name w:val="Citation Car"/>
-    <w:basedOn w:val="Policepardfaut"/>
-    <w:link w:val="Citation"/>
+  <w:style w:type="character" w:customStyle="1" w:styleId="QuoteChar">
+    <w:name w:val="Quote Char"/>
+    <w:basedOn w:val="DefaultParagraphFont"/>
+    <w:link w:val="Quote"/>
     <w:uiPriority w:val="29"/>
     <w:rsid w:val="00117019"/>
     <w:rPr>
@@ -2846,7 +2845,7 @@
       <w:color w:val="404040" w:themeColor="text1" w:themeTint="BF"/>
     </w:rPr>
   </w:style>
-  <w:style w:type="paragraph" w:styleId="Paragraphedeliste">
+  <w:style w:type="paragraph" w:styleId="ListParagraph">
     <w:name w:val="List Paragraph"/>
     <w:basedOn w:val="Normal"/>
     <w:uiPriority w:val="34"/>
@@ -2857,9 +2856,9 @@
       <w:contextualSpacing/>
     </w:pPr>
   </w:style>
-  <w:style w:type="character" w:styleId="Accentuationintense">
+  <w:style w:type="character" w:styleId="IntenseEmphasis">
     <w:name w:val="Intense Emphasis"/>
-    <w:basedOn w:val="Policepardfaut"/>
+    <w:basedOn w:val="DefaultParagraphFont"/>
     <w:uiPriority w:val="21"/>
     <w:qFormat/>
     <w:rsid w:val="00117019"/>
@@ -2869,11 +2868,11 @@
       <w:color w:val="0F4761" w:themeColor="accent1" w:themeShade="BF"/>
     </w:rPr>
   </w:style>
-  <w:style w:type="paragraph" w:styleId="Citationintense">
+  <w:style w:type="paragraph" w:styleId="IntenseQuote">
     <w:name w:val="Intense Quote"/>
     <w:basedOn w:val="Normal"/>
     <w:next w:val="Normal"/>
-    <w:link w:val="CitationintenseCar"/>
+    <w:link w:val="IntenseQuoteChar"/>
     <w:uiPriority w:val="30"/>
     <w:qFormat/>
     <w:rsid w:val="00117019"/>
@@ -2892,10 +2891,10 @@
       <w:color w:val="0F4761" w:themeColor="accent1" w:themeShade="BF"/>
     </w:rPr>
   </w:style>
-  <w:style w:type="character" w:customStyle="1" w:styleId="CitationintenseCar">
-    <w:name w:val="Citation intense Car"/>
-    <w:basedOn w:val="Policepardfaut"/>
-    <w:link w:val="Citationintense"/>
+  <w:style w:type="character" w:customStyle="1" w:styleId="IntenseQuoteChar">
+    <w:name w:val="Intense Quote Char"/>
+    <w:basedOn w:val="DefaultParagraphFont"/>
+    <w:link w:val="IntenseQuote"/>
     <w:uiPriority w:val="30"/>
     <w:rsid w:val="00117019"/>
     <w:rPr>
@@ -2904,9 +2903,9 @@
       <w:color w:val="0F4761" w:themeColor="accent1" w:themeShade="BF"/>
     </w:rPr>
   </w:style>
-  <w:style w:type="character" w:styleId="Rfrenceintense">
+  <w:style w:type="character" w:styleId="IntenseReference">
     <w:name w:val="Intense Reference"/>
-    <w:basedOn w:val="Policepardfaut"/>
+    <w:basedOn w:val="DefaultParagraphFont"/>
     <w:uiPriority w:val="32"/>
     <w:qFormat/>
     <w:rsid w:val="00117019"/>
@@ -2938,7 +2937,7 @@
   </w:style>
   <w:style w:type="character" w:customStyle="1" w:styleId="CodeCar">
     <w:name w:val="Code Car"/>
-    <w:basedOn w:val="Policepardfaut"/>
+    <w:basedOn w:val="DefaultParagraphFont"/>
     <w:link w:val="Code"/>
     <w:rsid w:val="00572641"/>
     <w:rPr>

--- a/Rapports/TP1.docx
+++ b/Rapports/TP1.docx
@@ -461,6 +461,10 @@
     <w:p>
       <w:pPr>
         <w:pStyle w:val="ListParagraph"/>
+        <w:numPr>
+          <w:ilvl w:val="0"/>
+          <w:numId w:val="1"/>
+        </w:numPr>
         <w:rPr>
           <w:lang w:val="en-GB"/>
         </w:rPr>
@@ -3264,4 +3268,16 @@
     </a:ext>
   </a:extLst>
 </a:theme>
+</file>
+
+<file path=customXml/item1.xml><?xml version="1.0" encoding="utf-8"?>
+<b:Sources xmlns:b="http://schemas.openxmlformats.org/officeDocument/2006/bibliography" xmlns="http://schemas.openxmlformats.org/officeDocument/2006/bibliography" SelectedStyle="\APASixthEditionOfficeOnline.xsl" StyleName="APA" Version="6"/>
+</file>
+
+<file path=customXml/itemProps1.xml><?xml version="1.0" encoding="utf-8"?>
+<ds:datastoreItem xmlns:ds="http://schemas.openxmlformats.org/officeDocument/2006/customXml" ds:itemID="{E046D737-936B-4886-92DB-6DC8F70EB49D}">
+  <ds:schemaRefs>
+    <ds:schemaRef ds:uri="http://schemas.openxmlformats.org/officeDocument/2006/bibliography"/>
+  </ds:schemaRefs>
+</ds:datastoreItem>
 </file>